--- a/revision_sistematica/protocolo/protocolo_revision_sistematica.docx
+++ b/revision_sistematica/protocolo/protocolo_revision_sistematica.docx
@@ -708,7 +708,7 @@
           <w:i w:val="0"/>
           <w:sz w:val="22"/>
         </w:rPr>
-        <w:t xml:space="preserve"> Las ecuaciones las diseñó D.V. con la asistencia del modelo, y D.V. las ejecutó en cada interfaz (declaración de D.V., 8 de octubre de 2026). Los mensajes de los commits del 3 de agosto de 2026, que redactó el modelo, narran la ejecución en primera persona; según D.V., el modelo le guiaba y redactó esos mensajes. Los registros de PubMed y ClinicalTrials.gov se descargaron por API con guiones escritos por el modelo. No consta la fecha de la ejecución de Scopus cuya exportación entró al corpus (2 871 y 9 360 registros).</w:t>
+        <w:t xml:space="preserve"> Según declara D.V. (8 de octubre de 2026), diseñó las ecuaciones con la participación del modelo y las ejecutó en cada interfaz con la guía del modelo. Los mensajes de los commits del 3 de agosto de 2026, que redactó el modelo, narran la ejecución en primera persona; según D.V., el modelo le guiaba y redactó esos mensajes. Los registros de PubMed y ClinicalTrials.gov se descargaron por API con guiones escritos por el modelo; solo los recuentos de ClinicalTrials.gov se cuadraron con los de la interfaz. No consta la fecha de la ejecución de Scopus cuya exportación entró al corpus (2 871 y 9 360 registros).</w:t>
       </w:r>
     </w:p>
     <w:p>
@@ -750,7 +750,7 @@
           <w:i w:val="0"/>
           <w:sz w:val="22"/>
         </w:rPr>
-        <w:t>Las decisiones de las etapas 2 y 3 las emitió un modelo de lenguaje (Claude Opus 5, Anthropic). El registro las anota como «revisor único, sin duplicación». D.V. fue el único revisor humano. D.V. examinó uno a uno los informes que superaron el cribado (declaración de D.V., 8 de octubre de 2026), pero ese examen no quedó registrado: las columnas de decisión y de revisor de la hoja Texto_completo están vacías.</w:t>
+        <w:t>Las decisiones de las etapas 2 y 3 las emitió un modelo de lenguaje (Claude Opus 5, Anthropic). El registro las anota como «revisor único, sin duplicación».</w:t>
       </w:r>
     </w:p>
     <w:p>
@@ -760,11 +760,20 @@
       <w:r>
         <w:rPr>
           <w:rFonts w:ascii="Times New Roman" w:hAnsi="Times New Roman"/>
-          <w:b w:val="0"/>
-          <w:i w:val="0"/>
-          <w:sz w:val="22"/>
-        </w:rPr>
-        <w:t>Lo que el modelo excluyó no lo releyó ningún humano, salvo una muestra de 350 que D.V. recribó en Rayyan, él solo y sin los criterios a la vista. Incluyó 6, y él mismo los reclasificó como excluidos (0 de 350).</w:t>
+          <w:b/>
+          <w:i w:val="0"/>
+          <w:sz w:val="22"/>
+        </w:rPr>
+        <w:t>El vocabulario de motivos no estaba fijado antes de empezar.</w:t>
+      </w:r>
+      <w:r>
+        <w:rPr>
+          <w:rFonts w:ascii="Times New Roman" w:hAnsi="Times New Roman"/>
+          <w:b w:val="0"/>
+          <w:i w:val="0"/>
+          <w:sz w:val="22"/>
+        </w:rPr>
+        <w:t xml:space="preserve"> Las decisiones del primer día de cribado de títulos (4 de agosto de 2026) llevan el motivo en texto libre, con 20 redacciones distintas en sus exclusiones; los seis códigos, cuya redacción procede de esos textos, se usaron desde el 5 de agosto, y las exclusiones del primer día se asignaron después a un código. No consta que los autores fijaran los códigos antes de empezar. Ese mismo día se añadieron, a mitad de lote, la exclusión de las endolisinas aisladas y la de los informes veterinarios.</w:t>
       </w:r>
     </w:p>
     <w:p>
@@ -774,6 +783,43 @@
       <w:r>
         <w:rPr>
           <w:rFonts w:ascii="Times New Roman" w:hAnsi="Times New Roman"/>
+          <w:b/>
+          <w:i w:val="0"/>
+          <w:sz w:val="22"/>
+        </w:rPr>
+        <w:t>Lo que hizo D.V.</w:t>
+      </w:r>
+      <w:r>
+        <w:rPr>
+          <w:rFonts w:ascii="Times New Roman" w:hAnsi="Times New Roman"/>
+          <w:b w:val="0"/>
+          <w:i w:val="0"/>
+          <w:sz w:val="22"/>
+        </w:rPr>
+        <w:t xml:space="preserve"> Fue el único revisor humano. D.V. examinó uno a uno los informes que superaron el cribado (declaración de D.V., 8 de octubre de 2026), pero ese examen no quedó registrado: las columnas de decisión y de revisor de la hoja Texto_completo están vacías.</w:t>
+      </w:r>
+    </w:p>
+    <w:p>
+      <w:pPr>
+        <w:pStyle w:val="ListBullet2"/>
+      </w:pPr>
+      <w:r>
+        <w:rPr>
+          <w:rFonts w:ascii="Times New Roman" w:hAnsi="Times New Roman"/>
+          <w:b w:val="0"/>
+          <w:i w:val="0"/>
+          <w:sz w:val="22"/>
+        </w:rPr>
+        <w:t>Lo que el modelo excluyó no lo releyó ningún humano, salvo una muestra de 350 que D.V. recribó en Rayyan sin otro revisor y sin los criterios a la vista. Incluyó 6, y al contrastarlos con los criterios D.V. los reclasificó como excluidos (0 de 350).</w:t>
+      </w:r>
+    </w:p>
+    <w:p>
+      <w:pPr>
+        <w:pStyle w:val="ListBullet2"/>
+      </w:pPr>
+      <w:r>
+        <w:rPr>
+          <w:rFonts w:ascii="Times New Roman" w:hAnsi="Times New Roman"/>
           <w:b w:val="0"/>
           <w:i w:val="0"/>
           <w:sz w:val="22"/>
@@ -1542,7 +1588,7 @@
           <w:i w:val="0"/>
           <w:sz w:val="22"/>
         </w:rPr>
-        <w:t xml:space="preserve">, que el 1-oct-2026 mantuvo 4 estudios firmados como «fago no diana» (EST-051, EST-096, EST-129, EST-135; en EST-096 el artículo se contradice) y, contra su propio criterio de población (ORG), 2 en que ningún paciente propio tenía </w:t>
+        <w:t xml:space="preserve">, que el 1-oct-2026 mantuvo 4 estudios firmados como «fago no diana» (EST-051, EST-096, EST-129, EST-135; en EST-096 la etiqueta no se sostiene: la paciente 10 recibió Ps1N/734 contra </w:t>
       </w:r>
       <w:r>
         <w:rPr>
@@ -1560,6 +1606,24 @@
           <w:i w:val="0"/>
           <w:sz w:val="22"/>
         </w:rPr>
+        <w:t xml:space="preserve">, y lo contradictorio es si la bacteria seguía presente) y, contra su propio criterio de población (ORG), 2 en que ningún paciente propio tenía </w:t>
+      </w:r>
+      <w:r>
+        <w:rPr>
+          <w:rFonts w:ascii="Times New Roman" w:hAnsi="Times New Roman"/>
+          <w:b w:val="0"/>
+          <w:i/>
+          <w:sz w:val="22"/>
+        </w:rPr>
+        <w:t>P. aeruginosa</w:t>
+      </w:r>
+      <w:r>
+        <w:rPr>
+          <w:rFonts w:ascii="Times New Roman" w:hAnsi="Times New Roman"/>
+          <w:b w:val="0"/>
+          <w:i w:val="0"/>
+          <w:sz w:val="22"/>
+        </w:rPr>
         <w:t xml:space="preserve"> (EST-152 y EST-170, que solo citan los casos de EST-049 y EST-106) |</w:t>
       </w:r>
     </w:p>
@@ -1648,7 +1712,7 @@
           <w:i w:val="0"/>
           <w:sz w:val="22"/>
         </w:rPr>
-        <w:t>| Vocabulario de las etapas 2 y 3 | seis códigos | siete (se añade PRF) | nueva |</w:t>
+        <w:t>| Vocabulario de las etapas 2 y 3 | texto libre el primer día (4-ago-2026); seis códigos desde el 5-ago, redactados por el modelo a partir de esos textos | siete (se añade PRF), fijados antes de empezar | nueva; en el piloto el vocabulario no estaba fijado antes del cribado |</w:t>
       </w:r>
     </w:p>
     <w:p>
@@ -1802,7 +1866,7 @@
           <w:i w:val="0"/>
           <w:sz w:val="22"/>
         </w:rPr>
-        <w:t>procede del metaanálisis exploratorio de julio de 2026, primera etapa del piloto, y las ecuaciones se diseñaron para recuperarlo, así que no prueba la sensibilidad de la búsqueda: solo acota lo que pierde la selección;</w:t>
+        <w:t>procede del metaanálisis exploratorio de julio de 2026, primera etapa del piloto, que se hizo con asistencia de modelos de lenguaje, y las ecuaciones se diseñaron para recuperarlo, así que no prueba la sensibilidad de la búsqueda: solo acota lo que pierde la selección;</w:t>
       </w:r>
     </w:p>
     <w:p>
@@ -10573,7 +10637,7 @@
           <w:i w:val="0"/>
           <w:sz w:val="22"/>
         </w:rPr>
-        <w:t xml:space="preserve"> Las del anexo A vienen del piloto, donde las diseñó D.V. con la asistencia del modelo (sección 3.1). En la fase definitiva no se modifican.</w:t>
+        <w:t xml:space="preserve"> Las del anexo A vienen del piloto, donde, según declara D.V., las diseñó con la participación del modelo (sección 3.1). En la fase definitiva no se modifican.</w:t>
       </w:r>
     </w:p>
     <w:p>

--- a/revision_sistematica/protocolo/protocolo_revision_sistematica.docx
+++ b/revision_sistematica/protocolo/protocolo_revision_sistematica.docx
@@ -838,7 +838,7 @@
           <w:i w:val="0"/>
           <w:sz w:val="22"/>
         </w:rPr>
-        <w:t>Siguieron la agrupación de informes en estudios y la lectura de los textos completos. En esa lectura el modelo localizó y propuso las exclusiones, con la frase del artículo. Los dos autores las firmaron todas salvo dos, que firmó D.V. solo el 2 de septiembre de 2026: EST-118 (NOREC) y EST-205 (REV, decidida sobre la indexación de SciELO sin leer el texto). En las fichas de registro, el cuaderno llevaba ya el veredicto y la frase propuestos.</w:t>
+        <w:t>Siguieron la agrupación de informes en estudios y la lectura de los textos completos. En esa lectura el modelo localizó y propuso las exclusiones, con la frase del artículo o de la ficha cuando la hubo; las 63 por no disponer del artículo (NOPDF) responden a un criterio que pidió D.V. el 6 de octubre de 2026. Los dos autores las firmaron todas salvo dos, que firmó D.V. solo el 2 de septiembre de 2026: EST-118 (NOREC) y EST-205 (REV, decidida sobre la indexación de SciELO sin leer el texto). En las fichas de registro, el cuaderno llevaba ya el veredicto y la frase propuestos.</w:t>
       </w:r>
     </w:p>
     <w:p>
@@ -1468,7 +1468,7 @@
           <w:i w:val="0"/>
           <w:sz w:val="22"/>
         </w:rPr>
-        <w:t>| Reglas de extracción | definiciones de cada estudio, salvo DTR (definición propia según Kadri 2018, desde el 28-jul-2026) | reglas propias de erradicación, éxito clínico, clase, DTR y colonización de vía aérea (anexo B) | DTR corregida el 30-jul-2026 sobre los datos del metaanálisis exploratorio y registrada el 13-ago, con una ayuda del formulario que listaba solo dos agentes posteriores a 2018; la excepción de vía aérea, motivada por ese metaanálisis, escrita el 11-ago y cerrada el 12-ago; erradicación y éxito clínico, 11 y 12-ago, con la extracción piloto a la vista; la regla del 12-ago quedó como propuesta que N.T. no ratificó; las reglas de clase de resistencia, de las nueve decisiones firmadas el 1-oct-2026 |</w:t>
+        <w:t>| Reglas de extracción | definiciones de cada estudio, salvo DTR (definición propia según Kadri 2018, desde el 28-jul-2026) | reglas propias de erradicación, éxito clínico, clase, DTR y colonización de vía aérea (anexo B) | DTR corregida el 30-jul-2026 sobre los datos del metaanálisis exploratorio y registrada el 13-ago, con una ayuda del formulario que listaba solo dos agentes posteriores a 2018; la excepción de vía aérea, motivada por ese metaanálisis, escrita el 11-ago y cerrada el 12-ago; erradicación y éxito clínico, 11 y 12-ago, con la extracción piloto a la vista; la regla del 12-ago quedó en el registro como propuesta sin ratificar por los dos (según declara D.V., 8-oct-2026, la decidieron los dos autores); las reglas de clase de resistencia, de las nueve decisiones firmadas el 1-oct-2026 |</w:t>
       </w:r>
     </w:p>
     <w:p>
@@ -1754,7 +1754,7 @@
           <w:i w:val="0"/>
           <w:sz w:val="22"/>
         </w:rPr>
-        <w:t>| Recribado ciego | un revisor (D.V.), sin los criterios a la vista; incluyó 6 de 350 y él mismo los reclasificó como excluidos | los dos autores, de forma independiente, con la sección 8 a la vista y consenso entre ellos | nuevo |</w:t>
+        <w:t>| Recribado ciego | un revisor (D.V.), sin los criterios a la vista; incluyó 6 de 350, y D.V. los reclasificó como excluidos | los dos autores, de forma independiente, con la sección 8 a la vista y consenso entre ellos | nuevo |</w:t>
       </w:r>
     </w:p>
     <w:p>
@@ -6448,7 +6448,7 @@
           <w:i w:val="0"/>
           <w:sz w:val="22"/>
         </w:rPr>
-        <w:t xml:space="preserve">Las conduce </w:t>
+        <w:t xml:space="preserve">Las decisiones registro a registro las emite el </w:t>
       </w:r>
       <w:r>
         <w:rPr>
@@ -6457,16 +6457,16 @@
           <w:i w:val="0"/>
           <w:sz w:val="22"/>
         </w:rPr>
-        <w:t>un solo revisor humano (D.V.), sin duplicación</w:t>
-      </w:r>
-      <w:r>
-        <w:rPr>
-          <w:rFonts w:ascii="Times New Roman" w:hAnsi="Times New Roman"/>
-          <w:b w:val="0"/>
-          <w:i w:val="0"/>
-          <w:sz w:val="22"/>
-        </w:rPr>
-        <w:t xml:space="preserve">. Las decisiones registro a registro las emite el </w:t>
+        <w:t>modelo de lenguaje</w:t>
+      </w:r>
+      <w:r>
+        <w:rPr>
+          <w:rFonts w:ascii="Times New Roman" w:hAnsi="Times New Roman"/>
+          <w:b w:val="0"/>
+          <w:i w:val="0"/>
+          <w:sz w:val="22"/>
+        </w:rPr>
+        <w:t xml:space="preserve"> de la sección 19 como </w:t>
       </w:r>
       <w:r>
         <w:rPr>
@@ -6475,16 +6475,16 @@
           <w:i w:val="0"/>
           <w:sz w:val="22"/>
         </w:rPr>
-        <w:t>modelo de lenguaje</w:t>
-      </w:r>
-      <w:r>
-        <w:rPr>
-          <w:rFonts w:ascii="Times New Roman" w:hAnsi="Times New Roman"/>
-          <w:b w:val="0"/>
-          <w:i w:val="0"/>
-          <w:sz w:val="22"/>
-        </w:rPr>
-        <w:t xml:space="preserve"> de la sección 19, con las instrucciones literales del anexo C y el aislamiento de la sección 3.5.</w:t>
+        <w:t>revisor único, sin duplicación</w:t>
+      </w:r>
+      <w:r>
+        <w:rPr>
+          <w:rFonts w:ascii="Times New Roman" w:hAnsi="Times New Roman"/>
+          <w:b w:val="0"/>
+          <w:i w:val="0"/>
+          <w:sz w:val="22"/>
+        </w:rPr>
+        <w:t>; D.V. es el único revisor humano. El modelo trabaja con las instrucciones literales del anexo C y el aislamiento de la sección 3.5.</w:t>
       </w:r>
     </w:p>
     <w:p>
@@ -10326,7 +10326,7 @@
           <w:i w:val="0"/>
           <w:sz w:val="22"/>
         </w:rPr>
-        <w:t xml:space="preserve"> El cribado de títulos y resúmenes lo conduce un solo revisor humano (D.V.), sin duplicación por un segundo revisor.</w:t>
+        <w:t xml:space="preserve"> Las decisiones registro a registro de las etapas 2 y 3 las emite un modelo de lenguaje como revisor único, sin duplicación. D.V. es el único revisor humano: examina y registra lo que avanza, sin poder excluir.</w:t>
       </w:r>
     </w:p>
     <w:p>

--- a/revision_sistematica/protocolo/protocolo_revision_sistematica.docx
+++ b/revision_sistematica/protocolo/protocolo_revision_sistematica.docx
@@ -708,7 +708,7 @@
           <w:i w:val="0"/>
           <w:sz w:val="22"/>
         </w:rPr>
-        <w:t xml:space="preserve"> Según declara D.V. (8 de octubre de 2026), diseñó las ecuaciones con la participación del modelo y las ejecutó en cada interfaz con la guía del modelo. Los mensajes de los commits del 3 de agosto de 2026, que redactó el modelo, narran la ejecución en primera persona; según D.V., el modelo le guiaba y redactó esos mensajes. Los registros de PubMed y ClinicalTrials.gov se descargaron por API con guiones escritos por el modelo; solo los recuentos de ClinicalTrials.gov se cuadraron con los de la interfaz. No consta la fecha de la ejecución de Scopus cuya exportación entró al corpus (2 871 y 9 360 registros).</w:t>
+        <w:t xml:space="preserve"> Las ecuaciones de cada plataforma y sus reglas de diseño las redactó el modelo (3 de agosto de 2026). Según declara D.V. (8 de octubre de 2026), las ejecutó en cada interfaz con la guía del modelo. Los mensajes de los commits del 3 de agosto de 2026, que redactó el modelo, narran la ejecución en primera persona; según D.V., el modelo le guiaba y redactó esos mensajes. Los registros de PubMed y ClinicalTrials.gov se descargaron por API con guiones escritos por el modelo; solo los recuentos de ClinicalTrials.gov se cuadraron con los de la interfaz. No consta la fecha de la ejecución de Scopus cuya exportación entró al corpus (2 871 y 9 360 registros).</w:t>
       </w:r>
     </w:p>
     <w:p>
@@ -722,6 +722,47 @@
           <w:i w:val="0"/>
           <w:sz w:val="22"/>
         </w:rPr>
+        <w:t>Uso del modelo en el piloto.</w:t>
+      </w:r>
+      <w:r>
+        <w:rPr>
+          <w:rFonts w:ascii="Times New Roman" w:hAnsi="Times New Roman"/>
+          <w:b w:val="0"/>
+          <w:i w:val="0"/>
+          <w:sz w:val="22"/>
+        </w:rPr>
+        <w:t xml:space="preserve"> Lo detalla, completo, la declaración de uso de inteligencia artificial del informe piloto (</w:t>
+      </w:r>
+      <w:r>
+        <w:rPr>
+          <w:rFonts w:ascii="Consolas" w:hAnsi="Consolas"/>
+          <w:b w:val="0"/>
+          <w:i w:val="0"/>
+          <w:sz w:val="22"/>
+        </w:rPr>
+        <w:t>paper/manuscrito_revision_sistematica.md</w:t>
+      </w:r>
+      <w:r>
+        <w:rPr>
+          <w:rFonts w:ascii="Times New Roman" w:hAnsi="Times New Roman"/>
+          <w:b w:val="0"/>
+          <w:i w:val="0"/>
+          <w:sz w:val="22"/>
+        </w:rPr>
+        <w:t>, Declaraciones); esta sección no la resume.</w:t>
+      </w:r>
+    </w:p>
+    <w:p>
+      <w:pPr>
+        <w:pStyle w:val="ListBullet"/>
+      </w:pPr>
+      <w:r>
+        <w:rPr>
+          <w:rFonts w:ascii="Times New Roman" w:hAnsi="Times New Roman"/>
+          <w:b/>
+          <w:i w:val="0"/>
+          <w:sz w:val="22"/>
+        </w:rPr>
         <w:t>Selección.</w:t>
       </w:r>
     </w:p>
@@ -773,7 +814,7 @@
           <w:i w:val="0"/>
           <w:sz w:val="22"/>
         </w:rPr>
-        <w:t xml:space="preserve"> Las decisiones del primer día de cribado de títulos (4 de agosto de 2026) llevan el motivo en texto libre, con 20 redacciones distintas en sus exclusiones; los seis códigos, cuya redacción procede de esos textos, se usaron desde el 5 de agosto, y las exclusiones del primer día se asignaron después a un código. No consta que los autores fijaran los códigos antes de empezar. Ese mismo día se añadieron, a mitad de lote, la exclusión de las endolisinas aisladas y la de los informes veterinarios.</w:t>
+        <w:t xml:space="preserve"> Las decisiones del primer día de cribado de títulos (4 de agosto de 2026) llevan el motivo en texto libre, con 20 redacciones distintas en sus exclusiones; los seis códigos, cuya redacción procede de esos textos, se usaron desde el 5 de agosto, y las exclusiones del primer día se asignaron después a un código. No consta que los autores fijaran los códigos antes de empezar. Ese mismo día el modelo añadió a mitad de lote, en sus guiones de cribado, la exclusión de las endolisinas aisladas y la de los informes veterinarios, sin que conste una decisión de los autores.</w:t>
       </w:r>
     </w:p>
     <w:p>
@@ -838,7 +879,7 @@
           <w:i w:val="0"/>
           <w:sz w:val="22"/>
         </w:rPr>
-        <w:t>Siguieron la agrupación de informes en estudios y la lectura de los textos completos. En esa lectura el modelo localizó y propuso las exclusiones, con la frase del artículo o de la ficha cuando la hubo; las 63 por no disponer del artículo (NOPDF) responden a un criterio que pidió D.V. el 6 de octubre de 2026. Los dos autores las firmaron todas salvo dos, que firmó D.V. solo el 2 de septiembre de 2026: EST-118 (NOREC) y EST-205 (REV, decidida sobre la indexación de SciELO sin leer el texto). En las fichas de registro, el cuaderno llevaba ya el veredicto y la frase propuestos.</w:t>
+        <w:t>Siguieron la agrupación de informes en estudios y la lectura de los textos completos. En esa lectura el modelo localizó y propuso las exclusiones, con la frase del artículo o de la ficha cuando la hubo; las 63 por no disponer del artículo (NOPDF) responden a un criterio que pidió D.V. el 6 de octubre de 2026. De las 118, los dos autores firmaron 89; D.V. firmó solo dos el 2 de septiembre de 2026, EST-118 (NOREC) y EST-205 (REV, decidida sobre la indexación de SciELO sin leer el texto), y 27 se registraron por orden de D.V. del 1 y el 2 de septiembre sin que conste la firma de N.T. En las fichas de registro, el cuaderno llevaba ya el veredicto y la frase propuestos.</w:t>
       </w:r>
     </w:p>
     <w:p>
@@ -852,7 +893,7 @@
           <w:i w:val="0"/>
           <w:sz w:val="22"/>
         </w:rPr>
-        <w:t>Además, 4 estudios salieron por IDI a texto completo el 1 de septiembre de 2026, firmados por los dos, y 3 por idioma no verificable el 6 de octubre (NOREC).</w:t>
+        <w:t>Además, 4 estudios salieron por IDI a texto completo el 1 de septiembre de 2026, por orden de D.V. y sin que conste la firma de N.T., y 3 por idioma no verificable el 6 de octubre (NOREC).</w:t>
       </w:r>
     </w:p>
     <w:p>
@@ -10637,7 +10678,7 @@
           <w:i w:val="0"/>
           <w:sz w:val="22"/>
         </w:rPr>
-        <w:t xml:space="preserve"> Las del anexo A vienen del piloto, donde, según declara D.V., las diseñó con la participación del modelo (sección 3.1). En la fase definitiva no se modifican.</w:t>
+        <w:t xml:space="preserve"> Las del anexo A vienen del piloto, donde las redactó el modelo y, según declara D.V., las ejecutó D.V. (sección 3.1). En la fase definitiva no se modifican.</w:t>
       </w:r>
     </w:p>
     <w:p>
